--- a/files/wordTemplate.docx
+++ b/files/wordTemplate.docx
@@ -161,17 +161,27 @@
       <w:r>
         <w:t xml:space="preserve">   </w:t>
       </w:r>
+      <w:bookmarkStart w:id="0" w:name="_GoBack"/>
+      <w:bookmarkEnd w:id="0"/>
+      <w:proofErr w:type="spellStart"/>
+      <w:r>
+        <w:rPr>
+          <w:b/>
+        </w:rPr>
+        <w:t>cameraImage</w:t>
+      </w:r>
+      <w:proofErr w:type="spellEnd"/>
     </w:p>
     <w:tbl>
       <w:tblPr>
         <w:tblStyle w:val="1"/>
-        <w:tblW w:w="10000" w:type="dxa"/>
-        <w:tblInd w:w="-289" w:type="dxa"/>
+        <w:tblW w:w="4679" w:type="dxa"/>
+        <w:tblInd w:w="4674" w:type="dxa"/>
         <w:tblLook w:val="04A0" w:firstRow="1" w:lastRow="0" w:firstColumn="1" w:lastColumn="0" w:noHBand="0" w:noVBand="1"/>
       </w:tblPr>
       <w:tblGrid>
-        <w:gridCol w:w="6428"/>
-        <w:gridCol w:w="3572"/>
+        <w:gridCol w:w="2552"/>
+        <w:gridCol w:w="2127"/>
       </w:tblGrid>
       <w:tr>
         <w:trPr>
@@ -181,7 +191,7 @@
         <w:tc>
           <w:tcPr>
             <w:cnfStyle w:val="001000000000" w:firstRow="0" w:lastRow="0" w:firstColumn="1" w:lastColumn="0" w:oddVBand="0" w:evenVBand="0" w:oddHBand="0" w:evenHBand="0" w:firstRowFirstColumn="0" w:firstRowLastColumn="0" w:lastRowFirstColumn="0" w:lastRowLastColumn="0"/>
-            <w:tcW w:w="0" w:type="auto"/>
+            <w:tcW w:w="2552" w:type="dxa"/>
           </w:tcPr>
           <w:p>
             <w:pPr>
@@ -215,7 +225,7 @@
         </w:tc>
         <w:tc>
           <w:tcPr>
-            <w:tcW w:w="0" w:type="auto"/>
+            <w:tcW w:w="2127" w:type="dxa"/>
           </w:tcPr>
           <w:p>
             <w:pPr>
@@ -237,7 +247,7 @@
         <w:tc>
           <w:tcPr>
             <w:cnfStyle w:val="001000000000" w:firstRow="0" w:lastRow="0" w:firstColumn="1" w:lastColumn="0" w:oddVBand="0" w:evenVBand="0" w:oddHBand="0" w:evenHBand="0" w:firstRowFirstColumn="0" w:firstRowLastColumn="0" w:lastRowFirstColumn="0" w:lastRowLastColumn="0"/>
-            <w:tcW w:w="0" w:type="auto"/>
+            <w:tcW w:w="2552" w:type="dxa"/>
           </w:tcPr>
           <w:p>
             <w:pPr>
@@ -256,7 +266,7 @@
         </w:tc>
         <w:tc>
           <w:tcPr>
-            <w:tcW w:w="0" w:type="auto"/>
+            <w:tcW w:w="2127" w:type="dxa"/>
           </w:tcPr>
           <w:p>
             <w:pPr>
@@ -268,8 +278,6 @@
               </w:rPr>
               <w:t>carModel</w:t>
             </w:r>
-            <w:bookmarkStart w:id="0" w:name="_GoBack"/>
-            <w:bookmarkEnd w:id="0"/>
           </w:p>
         </w:tc>
       </w:tr>
@@ -280,7 +288,7 @@
         <w:tc>
           <w:tcPr>
             <w:cnfStyle w:val="001000000000" w:firstRow="0" w:lastRow="0" w:firstColumn="1" w:lastColumn="0" w:oddVBand="0" w:evenVBand="0" w:oddHBand="0" w:evenHBand="0" w:firstRowFirstColumn="0" w:firstRowLastColumn="0" w:lastRowFirstColumn="0" w:lastRowLastColumn="0"/>
-            <w:tcW w:w="0" w:type="auto"/>
+            <w:tcW w:w="2552" w:type="dxa"/>
           </w:tcPr>
           <w:p>
             <w:pPr>
@@ -299,7 +307,7 @@
         </w:tc>
         <w:tc>
           <w:tcPr>
-            <w:tcW w:w="0" w:type="auto"/>
+            <w:tcW w:w="2127" w:type="dxa"/>
           </w:tcPr>
           <w:p>
             <w:pPr>
@@ -323,7 +331,7 @@
         <w:tc>
           <w:tcPr>
             <w:cnfStyle w:val="001000000000" w:firstRow="0" w:lastRow="0" w:firstColumn="1" w:lastColumn="0" w:oddVBand="0" w:evenVBand="0" w:oddHBand="0" w:evenHBand="0" w:firstRowFirstColumn="0" w:firstRowLastColumn="0" w:lastRowFirstColumn="0" w:lastRowLastColumn="0"/>
-            <w:tcW w:w="0" w:type="auto"/>
+            <w:tcW w:w="2552" w:type="dxa"/>
           </w:tcPr>
           <w:p>
             <w:pPr>
@@ -342,7 +350,7 @@
         </w:tc>
         <w:tc>
           <w:tcPr>
-            <w:tcW w:w="0" w:type="auto"/>
+            <w:tcW w:w="2127" w:type="dxa"/>
           </w:tcPr>
           <w:p>
             <w:pPr>
@@ -367,7 +375,7 @@
         <w:tc>
           <w:tcPr>
             <w:cnfStyle w:val="001000000000" w:firstRow="0" w:lastRow="0" w:firstColumn="1" w:lastColumn="0" w:oddVBand="0" w:evenVBand="0" w:oddHBand="0" w:evenHBand="0" w:firstRowFirstColumn="0" w:firstRowLastColumn="0" w:lastRowFirstColumn="0" w:lastRowLastColumn="0"/>
-            <w:tcW w:w="0" w:type="auto"/>
+            <w:tcW w:w="2552" w:type="dxa"/>
           </w:tcPr>
           <w:p>
             <w:pPr>
@@ -386,7 +394,7 @@
         </w:tc>
         <w:tc>
           <w:tcPr>
-            <w:tcW w:w="0" w:type="auto"/>
+            <w:tcW w:w="2127" w:type="dxa"/>
           </w:tcPr>
           <w:p>
             <w:pPr>
@@ -409,7 +417,7 @@
         <w:tc>
           <w:tcPr>
             <w:cnfStyle w:val="001000000000" w:firstRow="0" w:lastRow="0" w:firstColumn="1" w:lastColumn="0" w:oddVBand="0" w:evenVBand="0" w:oddHBand="0" w:evenHBand="0" w:firstRowFirstColumn="0" w:firstRowLastColumn="0" w:lastRowFirstColumn="0" w:lastRowLastColumn="0"/>
-            <w:tcW w:w="0" w:type="auto"/>
+            <w:tcW w:w="2552" w:type="dxa"/>
           </w:tcPr>
           <w:p>
             <w:pPr>
@@ -428,7 +436,7 @@
         </w:tc>
         <w:tc>
           <w:tcPr>
-            <w:tcW w:w="0" w:type="auto"/>
+            <w:tcW w:w="2127" w:type="dxa"/>
           </w:tcPr>
           <w:p>
             <w:pPr>
@@ -450,7 +458,7 @@
         <w:tc>
           <w:tcPr>
             <w:cnfStyle w:val="001000000000" w:firstRow="0" w:lastRow="0" w:firstColumn="1" w:lastColumn="0" w:oddVBand="0" w:evenVBand="0" w:oddHBand="0" w:evenHBand="0" w:firstRowFirstColumn="0" w:firstRowLastColumn="0" w:lastRowFirstColumn="0" w:lastRowLastColumn="0"/>
-            <w:tcW w:w="0" w:type="auto"/>
+            <w:tcW w:w="2552" w:type="dxa"/>
           </w:tcPr>
           <w:p>
             <w:pPr>
@@ -469,7 +477,7 @@
         </w:tc>
         <w:tc>
           <w:tcPr>
-            <w:tcW w:w="0" w:type="auto"/>
+            <w:tcW w:w="2127" w:type="dxa"/>
           </w:tcPr>
           <w:p>
             <w:pPr>
@@ -492,7 +500,7 @@
         <w:tc>
           <w:tcPr>
             <w:cnfStyle w:val="001000000000" w:firstRow="0" w:lastRow="0" w:firstColumn="1" w:lastColumn="0" w:oddVBand="0" w:evenVBand="0" w:oddHBand="0" w:evenHBand="0" w:firstRowFirstColumn="0" w:firstRowLastColumn="0" w:lastRowFirstColumn="0" w:lastRowLastColumn="0"/>
-            <w:tcW w:w="0" w:type="auto"/>
+            <w:tcW w:w="2552" w:type="dxa"/>
           </w:tcPr>
           <w:p>
             <w:pPr>
@@ -506,7 +514,7 @@
         </w:tc>
         <w:tc>
           <w:tcPr>
-            <w:tcW w:w="0" w:type="auto"/>
+            <w:tcW w:w="2127" w:type="dxa"/>
           </w:tcPr>
           <w:p>
             <w:pPr>
